--- a/docs/02-DANH-SACH-TINH-NANG.docx
+++ b/docs/02-DANH-SACH-TINH-NANG.docx
@@ -43,18 +43,6 @@
           <w:sz w:val="52"/>
         </w:rPr>
         <w:t>Danh sách Tính năng</w:t>
-      </w:r>
-    </w:p>
-    <w:p>
-      <w:pPr>
-        <w:jc w:val="center"/>
-      </w:pPr>
-      <w:r>
-        <w:rPr>
-          <w:color w:val="555555"/>
-          <w:sz w:val="26"/>
-        </w:rPr>
-        <w:t>MES Bia Hạ Long - Nhà Máy Đông Mai</w:t>
       </w:r>
     </w:p>
     <w:p/>
@@ -108,7 +96,7 @@
           <w:color w:val="555555"/>
           <w:sz w:val="21"/>
         </w:rPr>
-        <w:t>Ngày cập nhật: 23/07/2026</w:t>
+        <w:t>Ngày cập nhật: 25/07/2026</w:t>
       </w:r>
     </w:p>
     <w:p>
@@ -11924,7 +11912,7 @@
         <w:pStyle w:val="Heading2"/>
       </w:pPr>
       <w:r>
-        <w:t>15. Kho thành phẩm (WMS theo unit) &amp; bao bì tuần hoàn</w:t>
+        <w:t>15. Kho thành phẩm (WMS theo LÔ) &amp; bao bì tuần hoàn</w:t>
       </w:r>
     </w:p>
     <w:p>
@@ -11946,13 +11934,13 @@
         <w:t>/api/wms</w:t>
       </w:r>
       <w:r>
-        <w:t xml:space="preserve">) — theo dõi </w:t>
+        <w:t xml:space="preserve">) — quản lý theo </w:t>
       </w:r>
       <w:r>
         <w:rPr>
           <w:b/>
         </w:rPr>
-        <w:t>từng đơn vị thành phẩm</w:t>
+        <w:t>LÔ</w:t>
       </w:r>
       <w:r>
         <w:t xml:space="preserve"> (</w:t>
@@ -11966,7 +11954,29 @@
         <w:t>FinishedGoodsUnit</w:t>
       </w:r>
       <w:r>
-        <w:t>, thay Pallet/Case cũ):</w:t>
+        <w:t xml:space="preserve">, thay Pallet/Case cũ; thiết kế lại 2026-07 từ "1 dòng/vỉ" sang "1 dòng/lô" để duyệt chiết không treo với lô sản lượng lớn — xem </w:t>
+      </w:r>
+      <w:r>
+        <w:rPr>
+          <w:rFonts w:ascii="Consolas" w:hAnsi="Consolas"/>
+          <w:color w:val="B03A2E"/>
+          <w:sz w:val="19"/>
+        </w:rPr>
+        <w:t>docs/WMS-LOT-LEVEL-REDESIGN.md</w:t>
+      </w:r>
+      <w:r>
+        <w:t>): 1 dòng đại diện cả lô (</w:t>
+      </w:r>
+      <w:r>
+        <w:rPr>
+          <w:rFonts w:ascii="Consolas" w:hAnsi="Consolas"/>
+          <w:color w:val="B03A2E"/>
+          <w:sz w:val="19"/>
+        </w:rPr>
+        <w:t>quantity</w:t>
+      </w:r>
+      <w:r>
+        <w:t xml:space="preserve"> = tổng SL nhỏ), xuất/phân rã/điều chuyển/xuất tự do một phần chỉ tách dòng theo FIFO, không phải chọn/xóa từng vỉ:</w:t>
       </w:r>
     </w:p>
     <w:tbl>
